--- a/projects/valuepickr-open-screen/docs/Transrail Lighting.docx
+++ b/projects/valuepickr-open-screen/docs/Transrail Lighting.docx
@@ -570,6 +570,187 @@
         <w:t xml:space="preserve">This is independent research and analysis for informational purposes only, not personalized financial or investment advice. Past multi-bagger performance and forum/social sentiment are not indicators of future returns. Do your own due diligence before investing.</w:t>
       </w:r>
     </w:p>
+    <w:p/>
+    <w:p>
+      <w:r>
+        <w:rPr>
+          <w:b/>
+          <w:sz w:val="28"/>
+        </w:rPr>
+        <w:t>🔄 RESEARCH UPDATE - 2026-10-05</w:t>
+      </w:r>
+    </w:p>
+    <w:p>
+      <w:r>
+        <w:rPr>
+          <w:b/>
+        </w:rPr>
+        <w:t>📊 Key Metrics:</w:t>
+      </w:r>
+    </w:p>
+    <w:p>
+      <w:pPr>
+        <w:ind w:left="360"/>
+      </w:pPr>
+      <w:r>
+        <w:t xml:space="preserve">  • Company: Transrail Lighting Ltd</w:t>
+      </w:r>
+    </w:p>
+    <w:p>
+      <w:pPr>
+        <w:ind w:left="360"/>
+      </w:pPr>
+      <w:r>
+        <w:t xml:space="preserve">  • Conviction: Not rated</w:t>
+      </w:r>
+    </w:p>
+    <w:p>
+      <w:pPr>
+        <w:ind w:left="360"/>
+      </w:pPr>
+      <w:r>
+        <w:t xml:space="preserve">  • Thesis: neither</w:t>
+      </w:r>
+    </w:p>
+    <w:p>
+      <w:pPr>
+        <w:ind w:left="360"/>
+      </w:pPr>
+      <w:r>
+        <w:t xml:space="preserve">  • 4-Box Score: 2.0</w:t>
+      </w:r>
+    </w:p>
+    <w:p>
+      <w:pPr>
+        <w:ind w:left="360"/>
+      </w:pPr>
+      <w:r>
+        <w:t xml:space="preserve">  • Research Date: 2026-09-26</w:t>
+      </w:r>
+    </w:p>
+    <w:p>
+      <w:pPr>
+        <w:ind w:left="360"/>
+      </w:pPr>
+      <w:r>
+        <w:t xml:space="preserve">  • Red Flag: None</w:t>
+      </w:r>
+    </w:p>
+    <w:p/>
+    <w:p>
+      <w:r>
+        <w:rPr>
+          <w:b/>
+        </w:rPr>
+        <w:t>📝 Verdict:</w:t>
+      </w:r>
+    </w:p>
+    <w:p>
+      <w:pPr>
+        <w:ind w:left="360"/>
+      </w:pPr>
+      <w:r>
+        <w:t>Strong underlying execution and order book undercut by a real tax penalty and a cluster of unresolved sentiment overhangs the community itself couldn't explain away</w:t>
+      </w:r>
+    </w:p>
+    <w:p/>
+    <w:p>
+      <w:r>
+        <w:rPr>
+          <w:b/>
+        </w:rPr>
+        <w:t>📈 Bull Case:</w:t>
+      </w:r>
+    </w:p>
+    <w:p>
+      <w:pPr>
+        <w:ind w:left="360"/>
+      </w:pPr>
+      <w:r>
+        <w:t>Large, growing order book (~Rs 15,000-17,800 Cr incl. L1) against a Rs 6,176 Cr market cap gives multi-year revenue visibility</w:t>
+      </w:r>
+    </w:p>
+    <w:p>
+      <w:pPr>
+        <w:ind w:left="360"/>
+      </w:pPr>
+      <w:r>
+        <w:t>Industry-leading EBITDA margins (~12%, in line with RHP guidance) and strong ROCE (29.2%) reflect real execution quality, not just top-line growth</w:t>
+      </w:r>
+    </w:p>
+    <w:p>
+      <w:pPr>
+        <w:ind w:left="360"/>
+      </w:pPr>
+      <w:r>
+        <w:t>Clean promoter holding (71%, unpledged) and manageable net debt (~Rs 250 Cr ex-IPO)</w:t>
+      </w:r>
+    </w:p>
+    <w:p>
+      <w:pPr>
+        <w:ind w:left="360"/>
+      </w:pPr>
+      <w:r>
+        <w:t>Capacity expansion (Butibori greenfield completed, brownfield due mid-2026) sets up further volume growth with potential margin edge over peers</w:t>
+      </w:r>
+    </w:p>
+    <w:p>
+      <w:pPr>
+        <w:ind w:left="360"/>
+      </w:pPr>
+      <w:r>
+        <w:t>Stock pulled back to near-IPO levels despite unchanged-to-improving fundamentals - a potential valuation opportunity if the sentiment overhangs prove non-material</w:t>
+      </w:r>
+    </w:p>
+    <w:p/>
+    <w:p>
+      <w:r>
+        <w:rPr>
+          <w:b/>
+        </w:rPr>
+        <w:t>📉 Bear Case:</w:t>
+      </w:r>
+    </w:p>
+    <w:p>
+      <w:pPr>
+        <w:ind w:left="360"/>
+      </w:pPr>
+      <w:r>
+        <w:t>A real, confirmed GST penalty (Rs 42.74 Cr) and unpaid-tax demand (Rs 8.23 Cr) as of May 2026, with no resolution/appeal outcome reported in the thread</w:t>
+      </w:r>
+    </w:p>
+    <w:p>
+      <w:pPr>
+        <w:ind w:left="360"/>
+      </w:pPr>
+      <w:r>
+        <w:t>Multiple unresolved, unclarified reputational/sentiment items from Nov 2025 (Angola employee-safety rumor, vague 'TARIL fiasco' association, a short-seller presentation) that the community itself could not fully explain or dismiss</w:t>
+      </w:r>
+    </w:p>
+    <w:p>
+      <w:pPr>
+        <w:ind w:left="360"/>
+      </w:pPr>
+      <w:r>
+        <w:t>Elevated working-capital intensity (100+ days higher trade payables than peers) flagged by a trusted user as a structural, not one-off, concern</w:t>
+      </w:r>
+    </w:p>
+    <w:p>
+      <w:pPr>
+        <w:ind w:left="360"/>
+      </w:pPr>
+      <w:r>
+        <w:t>No trusted-roster user has made an explicit conviction call; even the most engaged trusted participant (Vansh_Dhelia) characterized valuation as fair rather than attractive</w:t>
+      </w:r>
+    </w:p>
+    <w:p>
+      <w:pPr>
+        <w:ind w:left="360"/>
+      </w:pPr>
+      <w:r>
+        <w:t>As an EPC business, one non-trusted but reasonable poster noted the company has no real structural moat versus larger peers (KEC, KPIL)</w:t>
+      </w:r>
+    </w:p>
     <w:sectPr>
       <w:pgSz w:w="12240" w:h="15840" w:orient="portrait"/>
       <w:pgMar w:top="1440" w:right="1440" w:bottom="1440" w:left="1440" w:header="708" w:footer="708" w:gutter="0"/>
